--- a/testakten/bgb-bt-smart-kuehlschrank-digital-repair-koeln/15-vollgutachten-digitale-elemente-repair-und-kaufrecht.docx
+++ b/testakten/bgb-bt-smart-kuehlschrank-digital-repair-koeln/15-vollgutachten-digitale-elemente-repair-und-kaufrecht.docx
@@ -29,7 +29,7 @@
         <w:jc w:val="left"/>
       </w:pPr>
       <w:r>
-        <w:t>Dieses Aktenstück ist als zusammenhängendes Arbeitsgutachten angelegt. Es soll nicht nur die vorhandenen Dokumente ordnen, sondern die rechtliche Prüfung so weit ausformulieren, dass die nächsten Schreiben, Anträge, Verhandlungen oder gerichtlichen Schritte daraus unmittelbar entwickelt werden können. Der Kern liegt bei Ware mit digitalen Elementen, Updatepflichten, App-Ausfall, Reparaturrecht, Ersatzteile und Beweislast. Einschlägige Normräume sind BGB §§ 327 ff., 433 ff., 434, 475b, 475c, 475e, 439, 445a, Produktsicherheitsrecht und Right-to-Repair-Vorgaben.</w:t>
+        <w:t>Dieses Gutachten ordnet die Unterlagen des Mandats von Reichenbach ./. Elektrohaus Brückner GmbH und VestaCool Europe GmbH und formuliert die rechtliche Prüfung so weit aus, dass Anschreiben, Anträge und Verhandlungen daraus unmittelbar entwickelt werden können. Gegenstand ist der am 18.04.2024 gekaufte vernetzte Kühlschrank VestaCool FR-900 SmartCooling (Rechnung EB-2024-44172, Gesamtpreis 3.667,00 EUR einschließlich Garantiepaket CarePlus 36), dessen Eiswürfelmodul nach dem Firmware-Update 5.4.8 ausfiel und dessen Frischefach seit März 2026 Temperaturen von bis zu 12 Grad statt der eingestellten 4 Grad zeigt. Der Kern liegt bei der Einordnung als Ware mit digitalen Elementen, den Updatepflichten, der blockierten unabhängigen Reparatur durch die Kältewerkstatt Pütz &amp; Söhne und der Beweislast; einschlägig sind insbesondere §§ 327a, 434, 437, 439, 445a, 475b, 475c, 475e, 476 und 477 BGB sowie die europäischen Vorgaben zum Recht auf Reparatur.</w:t>
       </w:r>
     </w:p>
     <w:p>
@@ -48,7 +48,7 @@
         <w:jc w:val="left"/>
       </w:pPr>
       <w:r>
-        <w:t>Die Akte zeigt mehrere typische Brüche. Ein Teil der Unterlagen ist technisch oder kaufmännisch formuliert, ein anderer Teil rechtlich. Einzelne E-Mails wirken eindeutig, lassen aber offen, ob sie Vollmachten, Beschlüsse, Zustellungen, Fristen oder nur Gesprächsstände dokumentieren. Deshalb wird jedes Dokument mit drei Fragen gelesen: Welche Tatsache wird dadurch belegt? Welche Rechtsfolge soll daran geknüpft werden? Welche Gegenbehauptung ist realistisch?</w:t>
+        <w:t>Die Akte zeigt konkrete Brüche. Die Mandantin datiert die Installation der Firmware 5.4.8 auf den Abend des 07.02.2026, das Herstellerlog liest den 16.03.2026 als Installationsdatum; ungeklärt ist, ob der Log-Eintrag „accepted“ die Installation oder nur eine Telemetrie-Rückmeldung bezeichnet. Die Handyfotos der Temperaturanzeige (Display 4 Grad, Thermometer 11 Grad) sind nicht datiert. Die Händlerantwort vom 22.04.2026 spricht nur von der zweijährigen Herstellergarantie, obwohl die Rechnung das Paket CarePlus 36 über 249,00 EUR ausweist, dessen Bedingungen fehlen. Deshalb wird jedes Dokument mit drei Fragen gelesen: Welche Tatsache wird dadurch belegt? Welche Rechtsfolge soll daran geknüpft werden? Welche Gegenbehauptung von Brückner oder VestaCool ist realistisch?</w:t>
       </w:r>
     </w:p>
     <w:p>
@@ -67,7 +67,7 @@
         <w:jc w:val="left"/>
       </w:pPr>
       <w:r>
-        <w:t>Die Prüfung beginnt mit der Zuständigkeit und der richtigen Rechtsnatur des Vorgangs. Danach werden Anspruchsgrundlagen, Einwendungen, Formfragen, Fristen, Beweislast und Rechtsfolgen getrennt geprüft. Bei Smart-Kühlschrank und Right to Repair genügt es nicht, eine einzelne Norm zu nennen. Die Akte verlangt eine Matrix aus BGB §§ 327 ff., 433 ff., 434, 475b, 475c, 475e, 439, 445a, Produktsicherheitsrecht und Right-to-Repair-Vorgaben. Diese Matrix entscheidet, ob die Mandantenseite gestalten, abwehren, nachfordern, genehmigen, widersprechen oder sofort gerichtlichen Rechtsschutz vorbereiten muss.</w:t>
+        <w:t>Die Prüfung beginnt mit der Einordnung: Der FR-900 kann nach der Produktbeschreibung ohne Firmware, App und Cloud-Dienst weder das Eiswürfelmodul kalibrieren noch Temperaturprofile, Wartungsdiagnose und Ersatzteilfreischaltung nutzen, was für eine Ware mit digitalen Elementen nach § 327a Abs. 3 und § 475b Abs. 1 BGB spricht. Darauf bauen auf: der Sachmangel nach § 434 und § 475b Abs. 2 bis 4 BGB, die Aktualisierungspflicht einschließlich Information über die Updates (§ 475b Abs. 4 Nr. 2 BGB) und die Frage einer fehlerhaften Installation durch die Verbraucherin (§ 475b Abs. 5 BGB), die dauerhafte Bereitstellung der SmartCooling Cloud (§ 475c BGB), die Beweislastvermutung während des Bereitstellungszeitraums (§ 477 Abs. 2 BGB), die Verjährung mit Ablaufhemmung (§ 475e BGB), die Nacherfüllung (§ 439 BGB), der Regress der Verkäuferin gegen ihre Lieferkette (§ 445a BGB), die Grenzen abweichender AGB (§ 476 BGB) sowie produktrechtliche Pflichten wegen der intern eingeräumten Häufung von Kalibrierungsfehlern. Diese Matrix entscheidet, ob die Käuferin nacherfüllen lässt, mindert, zurücktritt oder Schadensersatz verlangt.</w:t>
       </w:r>
     </w:p>
     <w:p>
@@ -86,7 +86,7 @@
         <w:jc w:val="left"/>
       </w:pPr>
       <w:r>
-        <w:t>Die Mandantenseite hat eine vertretbare, aber nicht risikolose Ausgangsposition. Sie kann sich auf mehrere Dokumente stützen, die zusammen ein plausibles Bild ergeben. Schwach ist bisher, dass nicht jedes zentrale Tatbestandsmerkmal durch ein Originaldokument belegt ist. Besonders kritisch sind Unterlagen, die nur als Screenshot, Scan, Tabellenstand oder Gesprächsnotiz vorliegen. Diese Unterlagen sind praktisch wertvoll, aber prozessual oder behördlich angreifbar.</w:t>
+        <w:t>Die Käuferin hat eine vertretbare, aber nicht risikolose Ausgangsposition. Sie kann sich auf die Rechnung vom 18.04.2024, den Produktseiten-Ausdruck vom 06.04.2024 mit dem Versprechen „Langfristig reparierbar: Ersatzteile und Servicezugang für bis zu 10 Jahre“, die App-Meldung „IceModule calibration failed“ vom 08.02.2026 und das Werkstattprotokoll von Pütz &amp; Söhne vom 03.05.2026 stützen, das eine mechanisch mögliche Standardreparatur beschreibt, die allein am verweigerten Diagnose-Token und am NFC-Pairing des Ersatzkompressors VC-CMP-900 scheiterte. Schwach ist bisher, dass die Temperaturfotos undatiert sind, die mündliche Zusage des Brückner-Mitarbeiters zur freien Werkstattwahl nur als Randnotiz vorliegt und der Installationszeitpunkt des Updates streitig ist.</w:t>
       </w:r>
     </w:p>
     <w:p>
@@ -105,7 +105,7 @@
         <w:jc w:val="left"/>
       </w:pPr>
       <w:r>
-        <w:t>Die Gegenseite wird voraussichtlich nicht den gesamten Vorgang bestreiten, sondern an einzelnen Scharnieren ansetzen: Zuständigkeit, Frist, Vollständigkeit der Unterlagen, technische Plausibilität, wirtschaftliche Zumutbarkeit oder fehlende Entscheidungserheblichkeit. Deshalb muss die Antwort nicht laut, sondern präzise sein. Sie muss zeigen, dass der Vorgang verstanden wurde und dass die Mandantenseite die relevanten Tatbestandsmerkmale belegen kann.</w:t>
+        <w:t>Brückner und VestaCool werden voraussichtlich nicht den gesamten Vorgang bestreiten, sondern an einzelnen Scharnieren ansetzen: der behaupteten verspäteten Installation des Sicherheitsupdates, einem möglichen Bedienfehler, dem Diagnoseversuch von Pütz &amp; Söhne als angeblich nicht autorisiertem Eingriff, der angeblich „nahezu abgelaufenen“ Gewährleistung und dem Sicherheitsargument der Servicepolicy vom 15.05.2026. Deshalb muss die Antwort nicht laut, sondern präzise sein: Sie muss die Update-Chronologie ab dem 03.02.2026 belegen, die fehlende Installationsanleitung benennen und zeigen, dass die Verkäuferin für Mängel der Ware einschließlich ihrer digitalen Elemente passivlegitimiert bleibt.</w:t>
       </w:r>
     </w:p>
     <w:p>
@@ -124,7 +124,7 @@
         <w:jc w:val="left"/>
       </w:pPr>
       <w:r>
-        <w:t>Für jede tragende Behauptung braucht die Akte einen Beleg. Wenn ein Dokument fehlt, wird nicht improvisiert, sondern eine Nachforderung formuliert. Wenn ein Dokument widersprüchlich ist, wird ein Vermerk erstellt, der die Abweichung erklärt. Wenn eine technische Angabe rechtlich relevant ist, muss sie in eine rechtliche Tatsache übersetzt werden: Datum, Ort, Zuständigkeit, Beschluss, Zugang, Messwert, Kostenposition, Eigentumszuordnung, Sicherungsrecht oder konkrete Pflichtverletzung.</w:t>
+        <w:t>Für jede tragende Behauptung braucht die Akte einen Beleg. Für den Mangel: die App-Meldungen vom 08.02.2026 und 02.04.2026, der Temperaturzettel vom 24.03.2026 (12 Grad um 07:20 Uhr) und der Werkstattbefund zum unregelmäßig anlaufenden Kompressor mit Abschaltung nach kurzer Lastphase. Für die Reparaturblockade: die ServicePort-Meldung „Token refused — authorized service session required“ und die verweigerte NFC-Freischaltung des Ersatzkompressors. Für die Mitverantwortung des Herstellers: die interne Notiz über gehäufte „IceModule-Calibration-Fails“ der Firmware 5.4.8. Wo ein Dokument fehlt — CarePlus-Bedingungen, vollständiges Update-Log, Metadaten der Fotos, Belege der entsorgten Lebensmittel —, wird nicht improvisiert, sondern eine Nachforderung formuliert; Widersprüche wie die beiden Installationsdaten werden in einem Vermerk erklärt.</w:t>
       </w:r>
     </w:p>
     <w:p>
@@ -143,7 +143,7 @@
         <w:jc w:val="left"/>
       </w:pPr>
       <w:r>
-        <w:t>Der beste nächste Schritt ist eine gestufte Reaktion. Zuerst wird die Akte geschlossen: Originale anfordern, Fristen sichern, Zuständigkeit klären, Beweismittel benennen. Zweitens wird ein Außenschreiben entworfen, das die Gegenseite zur Konkretisierung zwingt. Drittens wird ein interner Entscheidungsvermerk erstellt, der Varianten, Kosten und Risiken enthält. Viertens wird ein gerichtlicher oder behördlicher Antrag vorbereitet, aber noch nicht zwingend ausgelöst, solange die außergerichtliche Klärung einen echten Nutzen hat.</w:t>
+        <w:t>Der beste nächste Schritt ist eine gestufte Reaktion. Zuerst wird die Akte geschlossen: CarePlus-Bedingungen, Update-Log und Installationsanleitung anfordern, App-Screenshots mit Metadaten sichern, Fristen notieren (Nacherfüllungsfrist 31.05.2026, Techniktermin 18.06.2026, Ablaufhemmung nach § 475e Abs. 3 BGB, weil sich der Mangel am 08.02.2026 gezeigt hat). Zweitens wird das Anschreiben an Brückner finalisiert, das Nacherfüllung bis zum 31.05.2026 oder einen autorisierten Soforttermin mit Diagnosezugang verlangt. Drittens wird ein interner Entscheidungsvermerk erstellt, der Ersatzlieferung, Minderung, Rücktritt und Schadensersatz (entsorgte Lebensmittel, Werkstattrechnung über 178,50 EUR) mit Kosten und Risiken vergleicht. Viertens wird eine Klage vorbereitet, aber erst ausgelöst, wenn die Frist fruchtlos abläuft und auch der Nachtrag zum Cloud-Ticket keinen Diagnosezugang bringt.</w:t>
       </w:r>
     </w:p>
     <w:p>
@@ -162,7 +162,7 @@
         <w:jc w:val="left"/>
       </w:pPr>
       <w:r>
-        <w:t>Die Akte ist nicht mit einem einfachen Ja oder Nein erledigt. Sie ist gerade deshalb brauchbar, weil sie realistische Unordnung enthält: unvollständige Anlagen, technische Begriffe, wirtschaftliche Interessen, Fristen und mehrere rechtliche Pfade. Das Plugin soll hier nicht ersetzen, dass ein Mensch entscheidet. Es soll die Entscheidung beschleunigen, die Lücken sichtbar machen und verhindern, dass ein scheinbar kleines Formproblem später den materiell richtigen Standpunkt zerstört.</w:t>
+        <w:t>Die Akte ist nicht mit einem einfachen Ja oder Nein erledigt. Die Nacherfüllungslage ist gut, weil der Mangel zeitnah gerügt wurde, die Beweislastvermutung des § 477 Abs. 2 BGB für Mängel der digitalen Elemente während des Bereitstellungszeitraums in Betracht kommt und der Hersteller die Fehlerhäufung intern eingeräumt hat. Offen bleiben der Installationszeitpunkt der Firmware 5.4.8, der Inhalt von CarePlus 36 und die Frage, ob die Token- und Pairing-Blockade gegenüber Pütz &amp; Söhne mit dem Werbeversprechen zur Reparierbarkeit und mit § 476 BGB vereinbar ist. Ziel der weiteren Bearbeitung ist, dass kein scheinbar kleines Beweisproblem — etwa die undatierten Fotos oder der doppeldeutige Log-Eintrag — später die materiell richtige Position der Käuferin entwertet.</w:t>
       </w:r>
     </w:p>
     <w:sectPr>
